--- a/printables/sprint-answers/U2-sprint-answers.docx
+++ b/printables/sprint-answers/U2-sprint-answers.docx
@@ -4,7 +4,7 @@
   <w:body>
     <w:p>
       <w:pPr>
-        <w:spacing w:before="0" w:after="40" w:line="269" w:lineRule="auto"/>
+        <w:spacing w:before="0" w:after="20" w:line="252" w:lineRule="auto"/>
         <w:jc w:val="center"/>
       </w:pPr>
       <w:r>
@@ -12,14 +12,14 @@
           <w:rFonts w:ascii="宋体" w:hAnsi="宋体" w:eastAsia="宋体"/>
           <w:b/>
           <w:color w:val="F4A261"/>
-          <w:sz w:val="18"/>
+          <w:sz w:val="16"/>
         </w:rPr>
         <w:t>语文书桌 · 参考答案（做完再看）</w:t>
       </w:r>
     </w:p>
     <w:p>
       <w:pPr>
-        <w:spacing w:before="0" w:after="40" w:line="269" w:lineRule="auto"/>
+        <w:spacing w:before="0" w:after="20" w:line="252" w:lineRule="auto"/>
         <w:jc w:val="center"/>
       </w:pPr>
       <w:r>
@@ -27,14 +27,14 @@
           <w:rFonts w:ascii="黑体" w:hAnsi="黑体" w:eastAsia="黑体"/>
           <w:b/>
           <w:color w:val="E85D04"/>
-          <w:sz w:val="30"/>
+          <w:sz w:val="26"/>
         </w:rPr>
         <w:t>第二单元冲刺 · 参考答案</w:t>
       </w:r>
     </w:p>
     <w:p>
       <w:pPr>
-        <w:spacing w:before="0" w:after="120" w:line="269" w:lineRule="auto"/>
+        <w:spacing w:before="0" w:after="80" w:line="252" w:lineRule="auto"/>
         <w:jc w:val="center"/>
       </w:pPr>
       <w:r>
@@ -42,182 +42,182 @@
           <w:rFonts w:ascii="宋体" w:hAnsi="宋体" w:eastAsia="宋体"/>
           <w:b w:val="0"/>
           <w:color w:val="C2410C"/>
-          <w:sz w:val="20"/>
+          <w:sz w:val="16"/>
         </w:rPr>
-        <w:t>单独答案页 · 可打印 A4　|　先做卷再对答案</w:t>
+        <w:t>单独答案页 · 尽量一页打完　|　先做卷再对答案</w:t>
       </w:r>
     </w:p>
     <w:p>
       <w:pPr>
-        <w:spacing w:before="160" w:after="80" w:line="269" w:lineRule="auto"/>
+        <w:spacing w:before="80" w:after="20" w:line="252" w:lineRule="auto"/>
       </w:pPr>
       <w:r>
         <w:rPr>
           <w:rFonts w:ascii="宋体" w:hAnsi="宋体" w:eastAsia="宋体"/>
           <w:b/>
           <w:color w:val="E85D04"/>
-          <w:sz w:val="24"/>
+          <w:sz w:val="20"/>
         </w:rPr>
         <w:t>一、字词</w:t>
       </w:r>
     </w:p>
     <w:p>
       <w:pPr>
-        <w:spacing w:before="0" w:after="60" w:line="269" w:lineRule="auto"/>
+        <w:spacing w:before="0" w:after="20" w:line="252" w:lineRule="auto"/>
       </w:pPr>
       <w:r>
         <w:rPr>
           <w:rFonts w:ascii="宋体" w:hAnsi="宋体" w:eastAsia="宋体"/>
           <w:b w:val="0"/>
           <w:color w:val="1C1917"/>
-          <w:sz w:val="22"/>
+          <w:sz w:val="19"/>
         </w:rPr>
         <w:t>身份、揭晓、注视、的确、证明、蝙蝠、呼风唤雨</w:t>
       </w:r>
     </w:p>
     <w:p>
       <w:pPr>
-        <w:spacing w:before="160" w:after="80" w:line="269" w:lineRule="auto"/>
+        <w:spacing w:before="80" w:after="20" w:line="252" w:lineRule="auto"/>
       </w:pPr>
       <w:r>
         <w:rPr>
           <w:rFonts w:ascii="宋体" w:hAnsi="宋体" w:eastAsia="宋体"/>
           <w:b/>
           <w:color w:val="E85D04"/>
-          <w:sz w:val="24"/>
+          <w:sz w:val="20"/>
         </w:rPr>
         <w:t>二、选字 / 多音</w:t>
       </w:r>
     </w:p>
     <w:p>
       <w:pPr>
-        <w:spacing w:before="0" w:after="60" w:line="269" w:lineRule="auto"/>
+        <w:spacing w:before="0" w:after="20" w:line="252" w:lineRule="auto"/>
       </w:pPr>
       <w:r>
         <w:rPr>
           <w:rFonts w:ascii="宋体" w:hAnsi="宋体" w:eastAsia="宋体"/>
           <w:b w:val="0"/>
           <w:color w:val="1C1917"/>
-          <w:sz w:val="22"/>
+          <w:sz w:val="19"/>
         </w:rPr>
-        <w:t>纲/冈：提纲、井冈山、纲要；即/既：即使、既然、立即；具/俱：具体、俱乐部、俱备</w:t>
+        <w:t>提纲、井冈山、纲要；即使、既然、立即；具体、俱乐部、俱备</w:t>
       </w:r>
     </w:p>
     <w:p>
       <w:pPr>
-        <w:spacing w:before="0" w:after="60" w:line="269" w:lineRule="auto"/>
+        <w:spacing w:before="0" w:after="20" w:line="252" w:lineRule="auto"/>
       </w:pPr>
       <w:r>
         <w:rPr>
           <w:rFonts w:ascii="宋体" w:hAnsi="宋体" w:eastAsia="宋体"/>
           <w:b w:val="0"/>
           <w:color w:val="1C1917"/>
-          <w:sz w:val="22"/>
+          <w:sz w:val="19"/>
         </w:rPr>
         <w:t>蝙蝠 biān；一溜烟 liù；避开 bì</w:t>
       </w:r>
     </w:p>
     <w:p>
       <w:pPr>
-        <w:spacing w:before="160" w:after="80" w:line="269" w:lineRule="auto"/>
+        <w:spacing w:before="80" w:after="20" w:line="252" w:lineRule="auto"/>
       </w:pPr>
       <w:r>
         <w:rPr>
           <w:rFonts w:ascii="宋体" w:hAnsi="宋体" w:eastAsia="宋体"/>
           <w:b/>
           <w:color w:val="E85D04"/>
-          <w:sz w:val="24"/>
+          <w:sz w:val="20"/>
         </w:rPr>
         <w:t>三、改写 + 园地</w:t>
       </w:r>
     </w:p>
     <w:p>
       <w:pPr>
-        <w:spacing w:before="0" w:after="60" w:line="269" w:lineRule="auto"/>
+        <w:spacing w:before="0" w:after="20" w:line="252" w:lineRule="auto"/>
       </w:pPr>
       <w:r>
         <w:rPr>
           <w:rFonts w:ascii="宋体" w:hAnsi="宋体" w:eastAsia="宋体"/>
           <w:b w:val="0"/>
           <w:color w:val="1C1917"/>
-          <w:sz w:val="22"/>
+          <w:sz w:val="19"/>
         </w:rPr>
-        <w:t>改写①并列展开：……的时候……，……的时候……，……的时候也……</w:t>
+        <w:t>并列展开：……的时候……，……的时候……，……的时候也……</w:t>
       </w:r>
     </w:p>
     <w:p>
       <w:pPr>
-        <w:spacing w:before="0" w:after="60" w:line="269" w:lineRule="auto"/>
+        <w:spacing w:before="0" w:after="20" w:line="252" w:lineRule="auto"/>
       </w:pPr>
       <w:r>
         <w:rPr>
           <w:rFonts w:ascii="宋体" w:hAnsi="宋体" w:eastAsia="宋体"/>
           <w:b w:val="0"/>
           <w:color w:val="1C1917"/>
-          <w:sz w:val="22"/>
+          <w:sz w:val="19"/>
         </w:rPr>
-        <w:t>改写②设问：是谁……呢？当然是……。</w:t>
+        <w:t>设问：是谁……呢？当然是……。</w:t>
       </w:r>
     </w:p>
     <w:p>
       <w:pPr>
-        <w:spacing w:before="0" w:after="60" w:line="269" w:lineRule="auto"/>
+        <w:spacing w:before="0" w:after="20" w:line="252" w:lineRule="auto"/>
       </w:pPr>
       <w:r>
         <w:rPr>
           <w:rFonts w:ascii="宋体" w:hAnsi="宋体" w:eastAsia="宋体"/>
           <w:b w:val="0"/>
           <w:color w:val="1C1917"/>
-          <w:sz w:val="22"/>
+          <w:sz w:val="19"/>
         </w:rPr>
-        <w:t>园地：人非生而知之者，孰能无惑？／博学之，审问之，慎思之，明辨之，笃行之。／善疑者，不疑人之所疑，而疑人之所不疑。</w:t>
+        <w:t>人非生而知之者，孰能无惑？博学之，审问之，慎思之，明辨之，笃行之。善疑者，不疑人之所疑，而疑人之所不疑。</w:t>
       </w:r>
     </w:p>
     <w:p>
       <w:pPr>
-        <w:spacing w:before="160" w:after="80" w:line="269" w:lineRule="auto"/>
+        <w:spacing w:before="80" w:after="20" w:line="252" w:lineRule="auto"/>
       </w:pPr>
       <w:r>
         <w:rPr>
           <w:rFonts w:ascii="宋体" w:hAnsi="宋体" w:eastAsia="宋体"/>
           <w:b/>
           <w:color w:val="E85D04"/>
-          <w:sz w:val="24"/>
+          <w:sz w:val="20"/>
         </w:rPr>
         <w:t>四、阅读</w:t>
       </w:r>
     </w:p>
     <w:p>
       <w:pPr>
-        <w:spacing w:before="0" w:after="60" w:line="269" w:lineRule="auto"/>
+        <w:spacing w:before="0" w:after="20" w:line="252" w:lineRule="auto"/>
       </w:pPr>
       <w:r>
         <w:rPr>
           <w:rFonts w:ascii="宋体" w:hAnsi="宋体" w:eastAsia="宋体"/>
           <w:b w:val="0"/>
           <w:color w:val="1C1917"/>
-          <w:sz w:val="22"/>
+          <w:sz w:val="19"/>
         </w:rPr>
-        <w:t>解释词语意思对即可；能按内容/写法/生活分类提问即可。</w:t>
+        <w:t>词语意思对即可；能按内容/写法/生活分类提问即可。</w:t>
       </w:r>
     </w:p>
     <w:p>
       <w:pPr>
-        <w:spacing w:before="200" w:after="60" w:line="269" w:lineRule="auto"/>
+        <w:spacing w:before="120" w:after="40" w:line="252" w:lineRule="auto"/>
       </w:pPr>
       <w:r>
         <w:rPr>
           <w:rFonts w:ascii="宋体" w:hAnsi="宋体" w:eastAsia="宋体"/>
           <w:b w:val="0"/>
           <w:color w:val="C2410C"/>
-          <w:sz w:val="20"/>
+          <w:sz w:val="18"/>
         </w:rPr>
         <w:t>□已对答案　□错题已入档</w:t>
       </w:r>
     </w:p>
     <w:sectPr>
       <w:pgSz w:w="11906" w:h="16838"/>
-      <w:pgMar w:top="794" w:right="964" w:bottom="794" w:left="964" w:header="720" w:footer="720" w:gutter="0"/>
+      <w:pgMar w:top="624" w:right="737" w:bottom="624" w:left="737" w:header="720" w:footer="720" w:gutter="0"/>
       <w:cols w:space="720"/>
       <w:docGrid w:linePitch="360"/>
     </w:sectPr>
@@ -590,7 +590,7 @@
     <w:rsid w:val="00FC693F"/>
     <w:rPr>
       <w:rFonts w:ascii="宋体" w:hAnsi="宋体" w:eastAsia="宋体"/>
-      <w:sz w:val="22"/>
+      <w:sz w:val="20"/>
     </w:rPr>
   </w:style>
   <w:style w:type="paragraph" w:styleId="Header">
